--- a/downloads/NRT_week3_followalong_sheet.docx
+++ b/downloads/NRT_week3_followalong_sheet.docx
@@ -3106,6 +3106,86 @@
         <w:spacing w:before="140" w:after="95"/>
         <w:rPr>
           <w:rFonts w:ascii="Arial" w:hAnsi="Arial" w:cs="Arial"/>
+          <w:sz w:val="16"/>
+          <w:szCs w:val="16"/>
+        </w:rPr>
+      </w:pPr>
+      <w:r>
+        <w:rPr>
+          <w:rFonts w:ascii="Arial" w:hAnsi="Arial" w:cs="Arial"/>
+          <w:b/>
+          <w:bCs/>
+          <w:sz w:val="21"/>
+          <w:szCs w:val="21"/>
+        </w:rPr>
+        <w:t xml:space="preserve">Now change </w:t>
+      </w:r>
+      <w:r>
+        <w:rPr>
+          <w:rFonts w:ascii="Arial" w:hAnsi="Arial" w:cs="Arial" w:hint="eastAsia"/>
+          <w:b/>
+          <w:bCs/>
+          <w:sz w:val="21"/>
+          <w:szCs w:val="21"/>
+        </w:rPr>
+        <w:t xml:space="preserve">Demo2 </w:t>
+      </w:r>
+      <w:r>
+        <w:rPr>
+          <w:rFonts w:ascii="Arial" w:hAnsi="Arial" w:cs="Arial"/>
+          <w:b/>
+          <w:bCs/>
+          <w:sz w:val="21"/>
+          <w:szCs w:val="21"/>
+        </w:rPr>
+        <w:t>folders</w:t>
+      </w:r>
+    </w:p>
+    <w:p>
+      <w:pPr>
+        <w:keepNext/>
+        <w:keepLines/>
+        <w:pBdr>
+          <w:left w:val="single" w:sz="12" w:space="8" w:color="427164"/>
+        </w:pBdr>
+        <w:shd w:val="clear" w:color="auto" w:fill="F2F5F4"/>
+        <w:spacing w:before="60"/>
+        <w:ind w:left="260"/>
+        <w:rPr>
+          <w:rFonts w:ascii="Arial" w:hAnsi="Arial" w:cs="Arial"/>
+        </w:rPr>
+      </w:pPr>
+      <w:r>
+        <w:rPr>
+          <w:rFonts w:ascii="Arial" w:eastAsia="Consolas" w:hAnsi="Arial" w:cs="Arial"/>
+          <w:sz w:val="20"/>
+          <w:szCs w:val="20"/>
+        </w:rPr>
+        <w:t>cd ~/Downloads/Demo</w:t>
+      </w:r>
+      <w:r>
+        <w:rPr>
+          <w:rFonts w:ascii="Arial" w:eastAsia="Consolas" w:hAnsi="Arial" w:cs="Arial" w:hint="eastAsia"/>
+          <w:sz w:val="20"/>
+          <w:szCs w:val="20"/>
+        </w:rPr>
+        <w:t>2</w:t>
+      </w:r>
+      <w:r>
+        <w:rPr>
+          <w:rFonts w:ascii="Arial" w:eastAsia="Consolas" w:hAnsi="Arial" w:cs="Arial"/>
+          <w:sz w:val="20"/>
+          <w:szCs w:val="20"/>
+        </w:rPr>
+        <w:t>_tissue_analyzer</w:t>
+      </w:r>
+    </w:p>
+    <w:p>
+      <w:pPr>
+        <w:keepNext/>
+        <w:spacing w:before="140" w:after="95"/>
+        <w:rPr>
+          <w:rFonts w:ascii="Arial" w:hAnsi="Arial" w:cs="Arial"/>
         </w:rPr>
       </w:pPr>
       <w:r>
@@ -3352,6 +3432,61 @@
           <w:szCs w:val="21"/>
         </w:rPr>
         <w:t xml:space="preserve"> writes it into .mcp.json beside the code, so anyone who copies the folder gets the same server. Run it twice and it refuses — the name already exists.</w:t>
+      </w:r>
+    </w:p>
+    <w:p>
+      <w:pPr>
+        <w:pStyle w:val="Heading2"/>
+        <w:spacing w:before="280" w:after="155"/>
+        <w:rPr>
+          <w:rFonts w:ascii="Arial" w:hAnsi="Arial" w:cs="Arial"/>
+          <w:color w:val="auto"/>
+          <w:sz w:val="21"/>
+          <w:szCs w:val="21"/>
+        </w:rPr>
+      </w:pPr>
+      <w:r>
+        <w:rPr>
+          <w:rFonts w:ascii="Arial" w:hAnsi="Arial" w:cs="Arial"/>
+          <w:b/>
+          <w:bCs/>
+          <w:color w:val="auto"/>
+          <w:sz w:val="21"/>
+          <w:szCs w:val="21"/>
+        </w:rPr>
+        <w:t>Now the schema.</w:t>
+      </w:r>
+      <w:r>
+        <w:rPr>
+          <w:rFonts w:ascii="Arial" w:hAnsi="Arial" w:cs="Arial"/>
+          <w:color w:val="auto"/>
+          <w:sz w:val="21"/>
+          <w:szCs w:val="21"/>
+        </w:rPr>
+        <w:t xml:space="preserve"> Open the top of the server:</w:t>
+      </w:r>
+    </w:p>
+    <w:p>
+      <w:pPr>
+        <w:keepNext/>
+        <w:keepLines/>
+        <w:pBdr>
+          <w:left w:val="single" w:sz="12" w:space="8" w:color="427164"/>
+        </w:pBdr>
+        <w:shd w:val="clear" w:color="auto" w:fill="F2F5F4"/>
+        <w:spacing w:before="60"/>
+        <w:ind w:left="260"/>
+        <w:rPr>
+          <w:rFonts w:ascii="Arial" w:hAnsi="Arial" w:cs="Arial"/>
+        </w:rPr>
+      </w:pPr>
+      <w:r>
+        <w:rPr>
+          <w:rFonts w:ascii="Arial" w:eastAsia="Consolas" w:hAnsi="Arial" w:cs="Arial"/>
+          <w:sz w:val="20"/>
+          <w:szCs w:val="20"/>
+        </w:rPr>
+        <w:t>head -n 60 server.py</w:t>
       </w:r>
     </w:p>
     <w:p>
@@ -3365,61 +3500,177 @@
           <w:szCs w:val="21"/>
         </w:rPr>
       </w:pPr>
-      <w:r>
-        <w:rPr>
-          <w:rFonts w:ascii="Arial" w:hAnsi="Arial" w:cs="Arial"/>
-          <w:b/>
-          <w:bCs/>
+    </w:p>
+    <w:p>
+      <w:pPr>
+        <w:pStyle w:val="Heading2"/>
+        <w:spacing w:before="280" w:after="155"/>
+        <w:rPr>
+          <w:rFonts w:ascii="Arial" w:hAnsi="Arial" w:cs="Arial"/>
           <w:color w:val="auto"/>
           <w:sz w:val="21"/>
           <w:szCs w:val="21"/>
         </w:rPr>
-        <w:t>Now the schema.</w:t>
-      </w:r>
-      <w:r>
-        <w:rPr>
-          <w:rFonts w:ascii="Arial" w:hAnsi="Arial" w:cs="Arial"/>
+      </w:pPr>
+      <w:r>
+        <w:rPr>
+          <w:rFonts w:ascii="Arial" w:hAnsi="Arial" w:cs="Arial"/>
+          <w:b/>
+          <w:bCs/>
           <w:color w:val="auto"/>
           <w:sz w:val="21"/>
           <w:szCs w:val="21"/>
         </w:rPr>
-        <w:t xml:space="preserve"> Open the top of the server:</w:t>
-      </w:r>
-    </w:p>
-    <w:p>
-      <w:pPr>
-        <w:keepNext/>
-        <w:keepLines/>
-        <w:pBdr>
-          <w:left w:val="single" w:sz="12" w:space="8" w:color="427164"/>
-        </w:pBdr>
-        <w:shd w:val="clear" w:color="auto" w:fill="F2F5F4"/>
-        <w:spacing w:before="60"/>
-        <w:ind w:left="260"/>
-        <w:rPr>
-          <w:rFonts w:ascii="Arial" w:hAnsi="Arial" w:cs="Arial"/>
-        </w:rPr>
-      </w:pPr>
-      <w:r>
-        <w:rPr>
-          <w:rFonts w:ascii="Arial" w:eastAsia="Consolas" w:hAnsi="Arial" w:cs="Arial"/>
-          <w:sz w:val="20"/>
-          <w:szCs w:val="20"/>
-        </w:rPr>
-        <w:t>head -n 60 server.py</w:t>
-      </w:r>
-    </w:p>
-    <w:p>
-      <w:pPr>
-        <w:pStyle w:val="Heading2"/>
-        <w:spacing w:before="280" w:after="155"/>
-        <w:rPr>
-          <w:rFonts w:ascii="Arial" w:hAnsi="Arial" w:cs="Arial" w:hint="eastAsia"/>
+        <w:lastRenderedPageBreak/>
+        <w:t>TOOLS is a catalogue</w:t>
+      </w:r>
+      <w:r>
+        <w:rPr>
+          <w:rFonts w:ascii="Arial" w:hAnsi="Arial" w:cs="Arial"/>
           <w:color w:val="auto"/>
           <w:sz w:val="21"/>
           <w:szCs w:val="21"/>
         </w:rPr>
-      </w:pPr>
+        <w:t xml:space="preserve"> — one entry per tool: a name, a description Claude reads to pick it, and an inputSchema that states what each argument may be:</w:t>
+      </w:r>
+    </w:p>
+    <w:p>
+      <w:pPr>
+        <w:keepNext/>
+        <w:keepLines/>
+        <w:pBdr>
+          <w:left w:val="single" w:sz="12" w:space="8" w:color="427164"/>
+        </w:pBdr>
+        <w:shd w:val="clear" w:color="auto" w:fill="F2F5F4"/>
+        <w:spacing w:before="60"/>
+        <w:ind w:left="260"/>
+        <w:rPr>
+          <w:rFonts w:ascii="Arial" w:hAnsi="Arial" w:cs="Arial"/>
+        </w:rPr>
+      </w:pPr>
+      <w:r>
+        <w:rPr>
+          <w:rFonts w:ascii="Arial" w:eastAsia="Consolas" w:hAnsi="Arial" w:cs="Arial"/>
+          <w:sz w:val="20"/>
+          <w:szCs w:val="20"/>
+        </w:rPr>
+        <w:t>"magnification": {"type": "integer",</w:t>
+      </w:r>
+    </w:p>
+    <w:p>
+      <w:pPr>
+        <w:keepNext/>
+        <w:keepLines/>
+        <w:pBdr>
+          <w:left w:val="single" w:sz="12" w:space="8" w:color="427164"/>
+        </w:pBdr>
+        <w:shd w:val="clear" w:color="auto" w:fill="F2F5F4"/>
+        <w:spacing w:before="60"/>
+        <w:ind w:left="260"/>
+        <w:rPr>
+          <w:rFonts w:ascii="Arial" w:hAnsi="Arial" w:cs="Arial"/>
+        </w:rPr>
+      </w:pPr>
+      <w:r>
+        <w:rPr>
+          <w:rFonts w:ascii="Arial" w:eastAsia="Consolas" w:hAnsi="Arial" w:cs="Arial"/>
+          <w:sz w:val="20"/>
+          <w:szCs w:val="20"/>
+        </w:rPr>
+        <w:t xml:space="preserve">      "enum": [10, 20, 40], "default": 20},</w:t>
+      </w:r>
+    </w:p>
+    <w:p>
+      <w:pPr>
+        <w:keepNext/>
+        <w:keepLines/>
+        <w:pBdr>
+          <w:left w:val="single" w:sz="12" w:space="8" w:color="427164"/>
+        </w:pBdr>
+        <w:shd w:val="clear" w:color="auto" w:fill="F2F5F4"/>
+        <w:spacing w:before="60"/>
+        <w:ind w:left="260"/>
+        <w:rPr>
+          <w:rFonts w:ascii="Arial" w:hAnsi="Arial" w:cs="Arial"/>
+        </w:rPr>
+      </w:pPr>
+      <w:r>
+        <w:rPr>
+          <w:rFonts w:ascii="Arial" w:eastAsia="Consolas" w:hAnsi="Arial" w:cs="Arial"/>
+          <w:sz w:val="20"/>
+          <w:szCs w:val="20"/>
+        </w:rPr>
+        <w:t>"damage_threshold_fraction": {"type": "number",</w:t>
+      </w:r>
+    </w:p>
+    <w:p>
+      <w:pPr>
+        <w:keepNext/>
+        <w:keepLines/>
+        <w:pBdr>
+          <w:left w:val="single" w:sz="12" w:space="8" w:color="427164"/>
+        </w:pBdr>
+        <w:shd w:val="clear" w:color="auto" w:fill="F2F5F4"/>
+        <w:spacing w:before="60"/>
+        <w:ind w:left="260"/>
+        <w:rPr>
+          <w:rFonts w:ascii="Arial" w:hAnsi="Arial" w:cs="Arial"/>
+        </w:rPr>
+      </w:pPr>
+      <w:r>
+        <w:rPr>
+          <w:rFonts w:ascii="Arial" w:eastAsia="Consolas" w:hAnsi="Arial" w:cs="Arial"/>
+          <w:sz w:val="20"/>
+          <w:szCs w:val="20"/>
+        </w:rPr>
+        <w:t xml:space="preserve">      "minimum": 0, "maximum": 1, "default": 0.45,</w:t>
+      </w:r>
+    </w:p>
+    <w:p>
+      <w:pPr>
+        <w:keepNext/>
+        <w:keepLines/>
+        <w:pBdr>
+          <w:left w:val="single" w:sz="12" w:space="8" w:color="427164"/>
+        </w:pBdr>
+        <w:shd w:val="clear" w:color="auto" w:fill="F2F5F4"/>
+        <w:spacing w:before="60"/>
+        <w:ind w:left="260"/>
+        <w:rPr>
+          <w:rFonts w:ascii="Arial" w:hAnsi="Arial" w:cs="Arial"/>
+        </w:rPr>
+      </w:pPr>
+      <w:r>
+        <w:rPr>
+          <w:rFonts w:ascii="Arial" w:eastAsia="Consolas" w:hAnsi="Arial" w:cs="Arial"/>
+          <w:sz w:val="20"/>
+          <w:szCs w:val="20"/>
+        </w:rPr>
+        <w:t xml:space="preserve">      "description": "a FRACTION between 0 and 1,</w:t>
+      </w:r>
+    </w:p>
+    <w:p>
+      <w:pPr>
+        <w:keepNext/>
+        <w:keepLines/>
+        <w:pBdr>
+          <w:left w:val="single" w:sz="12" w:space="8" w:color="427164"/>
+        </w:pBdr>
+        <w:shd w:val="clear" w:color="auto" w:fill="F2F5F4"/>
+        <w:spacing w:before="60"/>
+        <w:ind w:left="260"/>
+        <w:rPr>
+          <w:rFonts w:ascii="Arial" w:hAnsi="Arial" w:cs="Arial"/>
+        </w:rPr>
+      </w:pPr>
+      <w:r>
+        <w:rPr>
+          <w:rFonts w:ascii="Arial" w:eastAsia="Consolas" w:hAnsi="Arial" w:cs="Arial"/>
+          <w:sz w:val="20"/>
+          <w:szCs w:val="20"/>
+        </w:rPr>
+        <w:t xml:space="preserve">                      never a percentage"},</w:t>
+      </w:r>
     </w:p>
     <w:p>
       <w:pPr>
@@ -3441,8 +3692,7 @@
           <w:sz w:val="21"/>
           <w:szCs w:val="21"/>
         </w:rPr>
-        <w:lastRenderedPageBreak/>
-        <w:t>TOOLS is a catalogue</w:t>
+        <w:t xml:space="preserve">Demo 1 had neither. </w:t>
       </w:r>
       <w:r>
         <w:rPr>
@@ -3451,176 +3701,6 @@
           <w:sz w:val="21"/>
           <w:szCs w:val="21"/>
         </w:rPr>
-        <w:t xml:space="preserve"> — one entry per tool: a name, a description Claude reads to pick it, and an inputSchema that states what each argument may be:</w:t>
-      </w:r>
-    </w:p>
-    <w:p>
-      <w:pPr>
-        <w:keepNext/>
-        <w:keepLines/>
-        <w:pBdr>
-          <w:left w:val="single" w:sz="12" w:space="8" w:color="427164"/>
-        </w:pBdr>
-        <w:shd w:val="clear" w:color="auto" w:fill="F2F5F4"/>
-        <w:spacing w:before="60"/>
-        <w:ind w:left="260"/>
-        <w:rPr>
-          <w:rFonts w:ascii="Arial" w:hAnsi="Arial" w:cs="Arial"/>
-        </w:rPr>
-      </w:pPr>
-      <w:r>
-        <w:rPr>
-          <w:rFonts w:ascii="Arial" w:eastAsia="Consolas" w:hAnsi="Arial" w:cs="Arial"/>
-          <w:sz w:val="20"/>
-          <w:szCs w:val="20"/>
-        </w:rPr>
-        <w:t>"magnification": {"type": "integer",</w:t>
-      </w:r>
-    </w:p>
-    <w:p>
-      <w:pPr>
-        <w:keepNext/>
-        <w:keepLines/>
-        <w:pBdr>
-          <w:left w:val="single" w:sz="12" w:space="8" w:color="427164"/>
-        </w:pBdr>
-        <w:shd w:val="clear" w:color="auto" w:fill="F2F5F4"/>
-        <w:spacing w:before="60"/>
-        <w:ind w:left="260"/>
-        <w:rPr>
-          <w:rFonts w:ascii="Arial" w:hAnsi="Arial" w:cs="Arial"/>
-        </w:rPr>
-      </w:pPr>
-      <w:r>
-        <w:rPr>
-          <w:rFonts w:ascii="Arial" w:eastAsia="Consolas" w:hAnsi="Arial" w:cs="Arial"/>
-          <w:sz w:val="20"/>
-          <w:szCs w:val="20"/>
-        </w:rPr>
-        <w:t xml:space="preserve">      "enum": [10, 20, 40], "default": 20},</w:t>
-      </w:r>
-    </w:p>
-    <w:p>
-      <w:pPr>
-        <w:keepNext/>
-        <w:keepLines/>
-        <w:pBdr>
-          <w:left w:val="single" w:sz="12" w:space="8" w:color="427164"/>
-        </w:pBdr>
-        <w:shd w:val="clear" w:color="auto" w:fill="F2F5F4"/>
-        <w:spacing w:before="60"/>
-        <w:ind w:left="260"/>
-        <w:rPr>
-          <w:rFonts w:ascii="Arial" w:hAnsi="Arial" w:cs="Arial"/>
-        </w:rPr>
-      </w:pPr>
-      <w:r>
-        <w:rPr>
-          <w:rFonts w:ascii="Arial" w:eastAsia="Consolas" w:hAnsi="Arial" w:cs="Arial"/>
-          <w:sz w:val="20"/>
-          <w:szCs w:val="20"/>
-        </w:rPr>
-        <w:t>"damage_threshold_fraction": {"type": "number",</w:t>
-      </w:r>
-    </w:p>
-    <w:p>
-      <w:pPr>
-        <w:keepNext/>
-        <w:keepLines/>
-        <w:pBdr>
-          <w:left w:val="single" w:sz="12" w:space="8" w:color="427164"/>
-        </w:pBdr>
-        <w:shd w:val="clear" w:color="auto" w:fill="F2F5F4"/>
-        <w:spacing w:before="60"/>
-        <w:ind w:left="260"/>
-        <w:rPr>
-          <w:rFonts w:ascii="Arial" w:hAnsi="Arial" w:cs="Arial"/>
-        </w:rPr>
-      </w:pPr>
-      <w:r>
-        <w:rPr>
-          <w:rFonts w:ascii="Arial" w:eastAsia="Consolas" w:hAnsi="Arial" w:cs="Arial"/>
-          <w:sz w:val="20"/>
-          <w:szCs w:val="20"/>
-        </w:rPr>
-        <w:t xml:space="preserve">      "minimum": 0, "maximum": 1, "default": 0.45,</w:t>
-      </w:r>
-    </w:p>
-    <w:p>
-      <w:pPr>
-        <w:keepNext/>
-        <w:keepLines/>
-        <w:pBdr>
-          <w:left w:val="single" w:sz="12" w:space="8" w:color="427164"/>
-        </w:pBdr>
-        <w:shd w:val="clear" w:color="auto" w:fill="F2F5F4"/>
-        <w:spacing w:before="60"/>
-        <w:ind w:left="260"/>
-        <w:rPr>
-          <w:rFonts w:ascii="Arial" w:hAnsi="Arial" w:cs="Arial"/>
-        </w:rPr>
-      </w:pPr>
-      <w:r>
-        <w:rPr>
-          <w:rFonts w:ascii="Arial" w:eastAsia="Consolas" w:hAnsi="Arial" w:cs="Arial"/>
-          <w:sz w:val="20"/>
-          <w:szCs w:val="20"/>
-        </w:rPr>
-        <w:t xml:space="preserve">      "description": "a FRACTION between 0 and 1,</w:t>
-      </w:r>
-    </w:p>
-    <w:p>
-      <w:pPr>
-        <w:keepNext/>
-        <w:keepLines/>
-        <w:pBdr>
-          <w:left w:val="single" w:sz="12" w:space="8" w:color="427164"/>
-        </w:pBdr>
-        <w:shd w:val="clear" w:color="auto" w:fill="F2F5F4"/>
-        <w:spacing w:before="60"/>
-        <w:ind w:left="260"/>
-        <w:rPr>
-          <w:rFonts w:ascii="Arial" w:hAnsi="Arial" w:cs="Arial"/>
-        </w:rPr>
-      </w:pPr>
-      <w:r>
-        <w:rPr>
-          <w:rFonts w:ascii="Arial" w:eastAsia="Consolas" w:hAnsi="Arial" w:cs="Arial"/>
-          <w:sz w:val="20"/>
-          <w:szCs w:val="20"/>
-        </w:rPr>
-        <w:t xml:space="preserve">                      never a percentage"},</w:t>
-      </w:r>
-    </w:p>
-    <w:p>
-      <w:pPr>
-        <w:pStyle w:val="Heading2"/>
-        <w:spacing w:before="280" w:after="155"/>
-        <w:rPr>
-          <w:rFonts w:ascii="Arial" w:hAnsi="Arial" w:cs="Arial"/>
-          <w:color w:val="auto"/>
-          <w:sz w:val="21"/>
-          <w:szCs w:val="21"/>
-        </w:rPr>
-      </w:pPr>
-      <w:r>
-        <w:rPr>
-          <w:rFonts w:ascii="Arial" w:hAnsi="Arial" w:cs="Arial"/>
-          <w:b/>
-          <w:bCs/>
-          <w:color w:val="auto"/>
-          <w:sz w:val="21"/>
-          <w:szCs w:val="21"/>
-        </w:rPr>
-        <w:t xml:space="preserve">Demo 1 had neither. </w:t>
-      </w:r>
-      <w:r>
-        <w:rPr>
-          <w:rFonts w:ascii="Arial" w:hAnsi="Arial" w:cs="Arial"/>
-          <w:color w:val="auto"/>
-          <w:sz w:val="21"/>
-          <w:szCs w:val="21"/>
-        </w:rPr>
         <w:t>TOOLS ends at line 52. What follows is validate(), the function that checks every call against this schema — and refuses before the script runs.</w:t>
       </w:r>
     </w:p>
@@ -5070,21 +5150,8 @@
     </w:p>
     <w:p>
       <w:pPr>
-        <w:spacing w:before="180"/>
-        <w:rPr>
-          <w:rFonts w:ascii="Arial" w:hAnsi="Arial" w:cs="Arial"/>
-        </w:rPr>
-      </w:pPr>
-    </w:p>
-    <w:p>
-      <w:pPr>
         <w:pStyle w:val="Heading2"/>
         <w:spacing w:before="280" w:after="155"/>
-        <w:rPr>
-          <w:rFonts w:ascii="Arial" w:hAnsi="Arial" w:cs="Arial"/>
-        </w:rPr>
-      </w:pPr>
-      <w:r>
         <w:rPr>
           <w:rFonts w:ascii="Arial" w:hAnsi="Arial" w:cs="Arial"/>
           <w:bCs/>
@@ -5092,6 +5159,24 @@
           <w:sz w:val="21"/>
           <w:szCs w:val="21"/>
         </w:rPr>
+      </w:pPr>
+    </w:p>
+    <w:p>
+      <w:pPr>
+        <w:pStyle w:val="Heading2"/>
+        <w:spacing w:before="280" w:after="155"/>
+        <w:rPr>
+          <w:rFonts w:ascii="Arial" w:hAnsi="Arial" w:cs="Arial"/>
+        </w:rPr>
+      </w:pPr>
+      <w:r>
+        <w:rPr>
+          <w:rFonts w:ascii="Arial" w:hAnsi="Arial" w:cs="Arial"/>
+          <w:bCs/>
+          <w:color w:val="18453B"/>
+          <w:sz w:val="21"/>
+          <w:szCs w:val="21"/>
+        </w:rPr>
         <w:t>YOUR PROJECT · 4:00</w:t>
       </w:r>
     </w:p>
@@ -5638,7 +5723,7 @@
     </w:p>
     <w:sectPr>
       <w:pgSz w:w="12240" w:h="15840"/>
-      <w:pgMar w:top="760" w:right="820" w:bottom="760" w:left="820" w:header="708" w:footer="708" w:gutter="0"/>
+      <w:pgMar w:top="720" w:right="720" w:bottom="720" w:left="720" w:header="706" w:footer="706" w:gutter="0"/>
       <w:cols w:num="2" w:space="500"/>
       <w:docGrid w:linePitch="360"/>
     </w:sectPr>
@@ -6772,4 +6857,16 @@
     </a:ext>
   </a:extLst>
 </a:theme>
+</file>
+
+<file path=customXml/item1.xml><?xml version="1.0" encoding="utf-8"?>
+<b:Sources xmlns:b="http://schemas.openxmlformats.org/officeDocument/2006/bibliography" xmlns="http://schemas.openxmlformats.org/officeDocument/2006/bibliography" SelectedStyle="/APASixthEditionOfficeOnline.xsl" StyleName="APA" Version="6"/>
+</file>
+
+<file path=customXml/itemProps1.xml><?xml version="1.0" encoding="utf-8"?>
+<ds:datastoreItem xmlns:ds="http://schemas.openxmlformats.org/officeDocument/2006/customXml" ds:itemID="{89DC3163-91D1-4F41-978A-A00E3B951DD4}">
+  <ds:schemaRefs>
+    <ds:schemaRef ds:uri="http://schemas.openxmlformats.org/officeDocument/2006/bibliography"/>
+  </ds:schemaRefs>
+</ds:datastoreItem>
 </file>
--- a/downloads/NRT_week3_followalong_sheet.docx
+++ b/downloads/NRT_week3_followalong_sheet.docx
@@ -3105,7 +3105,7 @@
         <w:keepNext/>
         <w:spacing w:before="140" w:after="95"/>
         <w:rPr>
-          <w:rFonts w:ascii="Arial" w:hAnsi="Arial" w:cs="Arial"/>
+          <w:rFonts w:ascii="Arial" w:hAnsi="Arial" w:cs="Arial" w:hint="eastAsia"/>
           <w:sz w:val="16"/>
           <w:szCs w:val="16"/>
         </w:rPr>
@@ -3128,17 +3128,27 @@
           <w:sz w:val="21"/>
           <w:szCs w:val="21"/>
         </w:rPr>
-        <w:t xml:space="preserve">Demo2 </w:t>
-      </w:r>
-      <w:r>
-        <w:rPr>
-          <w:rFonts w:ascii="Arial" w:hAnsi="Arial" w:cs="Arial"/>
+        <w:t xml:space="preserve">to </w:t>
+      </w:r>
+      <w:r>
+        <w:rPr>
+          <w:rFonts w:ascii="Arial" w:hAnsi="Arial" w:cs="Arial" w:hint="eastAsia"/>
           <w:b/>
           <w:bCs/>
           <w:sz w:val="21"/>
           <w:szCs w:val="21"/>
         </w:rPr>
-        <w:t>folders</w:t>
+        <w:t xml:space="preserve">Demo2 </w:t>
+      </w:r>
+      <w:r>
+        <w:rPr>
+          <w:rFonts w:ascii="Arial" w:hAnsi="Arial" w:cs="Arial"/>
+          <w:b/>
+          <w:bCs/>
+          <w:sz w:val="21"/>
+          <w:szCs w:val="21"/>
+        </w:rPr>
+        <w:t>folder</w:t>
       </w:r>
     </w:p>
     <w:p>
@@ -3494,7 +3504,7 @@
         <w:pStyle w:val="Heading2"/>
         <w:spacing w:before="280" w:after="155"/>
         <w:rPr>
-          <w:rFonts w:ascii="Arial" w:hAnsi="Arial" w:cs="Arial" w:hint="eastAsia"/>
+          <w:rFonts w:ascii="Arial" w:hAnsi="Arial" w:cs="Arial"/>
           <w:color w:val="auto"/>
           <w:sz w:val="21"/>
           <w:szCs w:val="21"/>
